--- a/GYM/docs/KIEN_TRUC_PHAN_TANG.docx
+++ b/GYM/docs/KIEN_TRUC_PHAN_TANG.docx
@@ -257,6 +257,59 @@
           <w:sz w:val="21"/>
         </w:rPr>
         <w:t>Dưới đây là sơ đồ kiến trúc phân tầng tổng thể thể hiện luồng giao tiếp một chiều có kiểm soát giữa các tầng trong hệ thống FitLife Gym Pro:</w:t>
+      </w:r>
+    </w:p>
+    <w:p>
+      <w:pPr>
+        <w:jc w:val="center"/>
+      </w:pPr>
+      <w:r>
+        <w:drawing>
+          <wp:inline xmlns:a="http://schemas.openxmlformats.org/drawingml/2006/main" xmlns:pic="http://schemas.openxmlformats.org/drawingml/2006/picture">
+            <wp:extent cx="6035040" cy="3608893"/>
+            <wp:docPr id="1" name="Picture 1"/>
+            <wp:cNvGraphicFramePr>
+              <a:graphicFrameLocks noChangeAspect="1"/>
+            </wp:cNvGraphicFramePr>
+            <a:graphic>
+              <a:graphicData uri="http://schemas.openxmlformats.org/drawingml/2006/picture">
+                <pic:pic>
+                  <pic:nvPicPr>
+                    <pic:cNvPr id="0" name="kien_truc_phan_tang.png"/>
+                    <pic:cNvPicPr/>
+                  </pic:nvPicPr>
+                  <pic:blipFill>
+                    <a:blip r:embed="rId11"/>
+                    <a:stretch>
+                      <a:fillRect/>
+                    </a:stretch>
+                  </pic:blipFill>
+                  <pic:spPr>
+                    <a:xfrm>
+                      <a:off x="0" y="0"/>
+                      <a:ext cx="6035040" cy="3608893"/>
+                    </a:xfrm>
+                    <a:prstGeom prst="rect"/>
+                  </pic:spPr>
+                </pic:pic>
+              </a:graphicData>
+            </a:graphic>
+          </wp:inline>
+        </w:drawing>
+      </w:r>
+    </w:p>
+    <w:p>
+      <w:pPr>
+        <w:jc w:val="center"/>
+      </w:pPr>
+      <w:r>
+        <w:rPr>
+          <w:rFonts w:ascii="Segoe UI" w:hAnsi="Segoe UI"/>
+          <w:i/>
+          <w:color w:val="64748B"/>
+          <w:sz w:val="18"/>
+        </w:rPr>
+        <w:t>Hình 1.1: Sơ đồ kiến trúc phân tầng 3-Tier Enterprise của Hệ thống FitLife Gym Pro</w:t>
       </w:r>
     </w:p>
     <w:tbl>
@@ -542,7 +595,7 @@
                 <w:color w:val="1F2937"/>
                 <w:sz w:val="19"/>
               </w:rPr>
-              <w:t>1. Presentation</w:t>
+              <w:t>1. Presentation / GUI</w:t>
               <w:br/>
               <w:t>(Giao diện UI)</w:t>
             </w:r>
@@ -570,6 +623,8 @@
                 <w:sz w:val="19"/>
               </w:rPr>
               <w:t>com.nhom12.gym.gui</w:t>
+              <w:br/>
+              <w:t>com.nhom12.gym.gui.panels</w:t>
             </w:r>
           </w:p>
         </w:tc>
@@ -623,7 +678,7 @@
                 <w:color w:val="1F2937"/>
                 <w:sz w:val="19"/>
               </w:rPr>
-              <w:t>Thu nhận tương tác chuột/phím, lắng nghe máy quét USB Honeywell, hiển thị đồ họa trực quan (cổng Flap Barrier, heatmap, phôi thẻ).</w:t>
+              <w:t>Phân tách rõ ràng giữa Màn hình chính (LoginForm, MainForm, CheckInForm, GuiMaQRDialog) và 31 Panel nghiệp vụ (trong gui.panels). Thu nhận tương tác chuột/phím, lắng nghe máy quét USB Honeywell, hiển thị đồ họa trực quan.</w:t>
             </w:r>
           </w:p>
         </w:tc>
@@ -650,9 +705,9 @@
                 <w:color w:val="1F2937"/>
                 <w:sz w:val="19"/>
               </w:rPr>
-              <w:t>2. Business Logic</w:t>
+              <w:t>2. Controller &amp; Service</w:t>
               <w:br/>
-              <w:t>(Dịch vụ Service)</w:t>
+              <w:t>(Điều phối &amp; Nghiệp vụ)</w:t>
             </w:r>
           </w:p>
         </w:tc>
@@ -677,6 +732,8 @@
                 <w:color w:val="1F2937"/>
                 <w:sz w:val="19"/>
               </w:rPr>
+              <w:t>com.nhom12.gym.controller</w:t>
+              <w:br/>
               <w:t>com.nhom12.gym.service</w:t>
             </w:r>
           </w:p>
@@ -702,7 +759,7 @@
                 <w:color w:val="1F2937"/>
                 <w:sz w:val="19"/>
               </w:rPr>
-              <w:t>Java Standard Edition</w:t>
+              <w:t>Java SE • MVC Architecture</w:t>
               <w:br/>
               <w:t>Business Rule Engine</w:t>
               <w:br/>
@@ -731,7 +788,7 @@
                 <w:color w:val="1F2937"/>
                 <w:sz w:val="19"/>
               </w:rPr>
-              <w:t>Đóng gói 100% quy tắc kinh doanh: 5 rules check-in, anti-passback 2 phút, phân quyền 5 vai trò, tính hạn thẻ, chính sách VIP ẩn.</w:t>
+              <w:t>Tầng Controller điều phối luồng giao diện; Tầng Service đóng gói 100% quy tắc kinh doanh: 5 rules check-in, anti-passback 2 phút, phân quyền 5 vai trò, tính hạn thẻ, chính sách VIP ẩn, băm mật khẩu SHA-256.</w:t>
             </w:r>
           </w:p>
         </w:tc>
@@ -1082,7 +1139,7 @@
               </w:rPr>
               <w:t>6. Cross-Cutting</w:t>
               <w:br/>
-              <w:t>(Tiện ích dùng chung)</w:t>
+              <w:t>(Tiện ích &amp; Bảo mật)</w:t>
             </w:r>
           </w:p>
         </w:tc>
@@ -1132,11 +1189,11 @@
                 <w:color w:val="1F2937"/>
                 <w:sz w:val="19"/>
               </w:rPr>
+              <w:t>SHA-256 MessageDigest</w:t>
+              <w:br/>
               <w:t>javax.sound.sampled (PCM)</w:t>
               <w:br/>
               <w:t>UTF-8 BOM File IO</w:t>
-              <w:br/>
-              <w:t>Regex Validation</w:t>
             </w:r>
           </w:p>
         </w:tc>
@@ -1161,7 +1218,7 @@
                 <w:color w:val="1F2937"/>
                 <w:sz w:val="19"/>
               </w:rPr>
-              <w:t>Sinh sóng âm 1200Hz/420Hz, xuất file Excel tiếng Việt không lỗi font, sinh mã QR định danh, lưu giữ context phiên làm việc.</w:t>
+              <w:t>PasswordUtil băm mật khẩu chuẩn SHA-256 (64 hex characters), sinh sóng âm 1200Hz/420Hz, xuất file Excel tiếng Việt không lỗi font, sinh mã QR định danh, lưu giữ context phiên làm việc.</w:t>
             </w:r>
           </w:p>
         </w:tc>
@@ -1269,7 +1326,7 @@
                 <w:color w:val="1F2937"/>
                 <w:sz w:val="19"/>
               </w:rPr>
-              <w:t>Lưu trữ dữ liệu quan hệ bền vững, thực thi ràng buộc toàn vẹn khóa chính, khóa ngoại và chỉ mục tìm kiếm.</w:t>
+              <w:t>Lưu trữ dữ liệu quan hệ bền vững, thực thi ràng buộc toàn vẹn khóa chính, khóa ngoại, cột MatKhau VARCHAR(255) băm SHA-256 và chỉ mục tìm kiếm.</w:t>
             </w:r>
           </w:p>
         </w:tc>
@@ -1307,7 +1364,7 @@
           <w:color w:val="0D9488"/>
           <w:sz w:val="25"/>
         </w:rPr>
-        <w:t>2.1. Presentation Layer (Tầng Giao Diện Người Dùng - com.nhom12.gym.gui)</w:t>
+        <w:t>2.1. Presentation Layer (Tầng Giao Diện Người Dùng - com.nhom12.gym.gui &amp; gui.panels)</w:t>
       </w:r>
     </w:p>
     <w:p>
@@ -1321,7 +1378,7 @@
           <w:color w:val="1F2937"/>
           <w:sz w:val="21"/>
         </w:rPr>
-        <w:t>Tầng Presentation đóng vai trò là cầu nối giao tiếp trực tiếp giữa người dùng và hệ thống. Được xây dựng trên nền tảng Java Swing kết hợp bộ giao diện hiện đại FlatLaf Look &amp; Feel (phiên bản 3.4), tầng này đem đến trải nghiệm thẩm mỹ chuyên nghiệp chuẩn Windows 11 / macOS, loại bỏ hoàn toàn giao diện xám thô cũ kỹ của Swing truyền thống.</w:t>
+        <w:t>Tầng Presentation đóng vai trò là cầu nối giao tiếp trực tiếp giữa người dùng và hệ thống. Nhóm đã tái cấu trúc và phân bổ cây thư mục chuyên nghiệp theo chuẩn MVC: tổ chức gọn gàng các màn hình chính (Forms / Dialogs: LoginForm, MainDashboard/MainForm, CheckInForm) tại package com.nhom12.gym.gui và gom toàn bộ 31 Panel chức năng chuyên biệt vào package con com.nhom12.gym.gui.panels. Nhờ đó, cây thư mục mạch lạc, chuyên nghiệp mà mã nguồn khởi chạy vẫn bám sát 100% vào package gui.</w:t>
       </w:r>
     </w:p>
     <w:p>
@@ -1388,7 +1445,7 @@
           <w:color w:val="111827"/>
           <w:sz w:val="21"/>
         </w:rPr>
-        <w:t xml:space="preserve">2. MainDashboard (Chủ phòng): </w:t>
+        <w:t xml:space="preserve">2. MainDashboard / MainForm (Chủ phòng): </w:t>
       </w:r>
       <w:r>
         <w:rPr>
@@ -1396,7 +1453,7 @@
           <w:color w:val="1F2937"/>
           <w:sz w:val="21"/>
         </w:rPr>
-        <w:t>Trung tâm điều hành tối cao với thanh Ribbon 2 tầng hiện đại bao gồm 5 Trụ Cột Chiến Lược (Báo Cáo &amp; Thống Kê, Vận Hành Phòng Tập, Kinh Doanh &amp; Dịch Vụ, Huấn Luyện Viên, Quản Trị Hệ Thống) và dải thẻ Live KPI tài chính/hội viên thời gian thực.</w:t>
+        <w:t>Trung tâm điều hành tối cao với thanh Ribbon 2 tầng hiện đại bao gồm 5 Trụ Cột Chiến Lược (Báo Cáo &amp; Thống Kê, Vận Hành Phòng Tập, Kinh Doanh &amp; Dịch Vụ, Huấn Luyện Viên, Quản Trị Hệ Thống) và dải thẻ Live KPI tài chính/hội viên thời gian thực. Hỗ trợ alias MainForm.</w:t>
       </w:r>
     </w:p>
     <w:p>
@@ -1434,7 +1491,7 @@
           <w:color w:val="111827"/>
           <w:sz w:val="21"/>
         </w:rPr>
-        <w:t xml:space="preserve">4. BanHangPOSPanel (Quầy bán hàng): </w:t>
+        <w:t xml:space="preserve">4. QuanLyGoiTapPanel (Quản lý gói tập): </w:t>
       </w:r>
       <w:r>
         <w:rPr>
@@ -1442,7 +1499,7 @@
           <w:color w:val="1F2937"/>
           <w:sz w:val="21"/>
         </w:rPr>
-        <w:t>Kệ bán hàng trực quan với hình ảnh sản phẩm thật, giỏ hàng tự động, hỗ trợ thanh toán tiền mặt (tính tiền thối) hoặc sinh mã VietQR chuyển khoản.</w:t>
+        <w:t>Quản lý danh mục gói tập (1 Tháng, 3 Tháng, 6 Tháng, VIP Diamond, Kèm PT), chính sách giá, thời hạn và phân quyền theo từng cơ sở (nằm trong package con gui.panels).</w:t>
       </w:r>
     </w:p>
     <w:p>
@@ -1523,7 +1580,7 @@
                 <w:color w:val="713F12"/>
                 <w:sz w:val="20"/>
               </w:rPr>
-              <w:t>Tầng GUI TUYỆT ĐỐI KHÔNG chứa bất kỳ dòng lệnh SQL nào (SELECT, INSERT, UPDATE) và không được phép can thiệp trực tiếp vào Hibernate Session. Mọi yêu cầu xử lý dữ liệu đều phải gọi thông qua tầng Service tương ứng (ví dụ: CheckInService, AuthService, BaoCaoService). Điều này đảm bảo giao diện chỉ chịu trách nhiệm hiển thị và bắt sự kiện (Event Handling).</w:t>
+              <w:t>Tầng View/GUI TUYỆT ĐỐI KHÔNG chứa bất kỳ dòng lệnh SQL nào (SELECT, INSERT, UPDATE) và không được phép can thiệp trực tiếp vào Hibernate Session. Mọi yêu cầu xử lý dữ liệu đều phải gọi thông qua tầng Controller / Service tương ứng (ví dụ: CheckInController, AuthController, BaoCaoService). Điều này đảm bảo giao diện chỉ chịu trách nhiệm hiển thị và bắt sự kiện (Event Handling).</w:t>
             </w:r>
           </w:p>
         </w:tc>
@@ -1546,7 +1603,7 @@
           <w:color w:val="0D9488"/>
           <w:sz w:val="25"/>
         </w:rPr>
-        <w:t>2.2. Business Logic Layer / Service Layer (Tầng Nghiệp Vụ - com.nhom12.gym.service)</w:t>
+        <w:t>2.2. Controller &amp; Business Logic Layer (Tầng Điều Phối &amp; Nghiệp Vụ - com.nhom12.gym.controller &amp; service)</w:t>
       </w:r>
     </w:p>
     <w:p>
@@ -1560,7 +1617,7 @@
           <w:color w:val="1F2937"/>
           <w:sz w:val="21"/>
         </w:rPr>
-        <w:t>Tầng Service là 'bộ não' trung tâm của toàn bộ hệ thống, nơi tập trung toàn bộ các quy tắc kinh doanh (Business Rules), thuật toán thẩm định điều kiện, kiểm soát tính toán và điều phối luồng xử lý dữ liệu trước khi gửi sang DAO hoặc trả về giao diện.</w:t>
+        <w:t>Hệ thống ứng dụng mô hình kết hợp MVC Controller &amp; Service Layer: Tầng Controller (com.nhom12.gym.controller) bao gồm AuthController, ProductController, HoiVienController, CheckInController, GoiTapController đóng vai trò điều phối luồng dữ liệu từ View sang Service. Tầng Service (com.nhom12.gym.service) là 'bộ não' trung tâm của toàn bộ hệ thống, nơi tập trung toàn bộ các quy tắc kinh doanh (Business Rules), thuật toán thẩm định điều kiện, kiểm soát tính toán và điều phối luồng xử lý dữ liệu trước khi gửi sang DAO hoặc trả về giao diện.</w:t>
       </w:r>
     </w:p>
     <w:p>
@@ -1863,7 +1920,7 @@
           <w:color w:val="1F2937"/>
           <w:sz w:val="21"/>
         </w:rPr>
-        <w:t>Tổng hợp số liệu doanh thu 3 cơ sở (CN01, CN02, CN03), sàng lọc hội viên sắp hết hạn (Cấp 1: dưới 7 ngày, Cấp 2: dưới 15 ngày, Đã quá hạn) để kích hoạt SMS/Zalo, và tính toán bản đồ nhiệt lưu lượng 06:00 - 22:00.</w:t>
+        <w:t>Tổng hợp số liệu doanh thu 2 cơ sở (CN01 - Quận 1, CN02 - Tân Bình), sàng lọc hội viên sắp hết hạn (Cấp 1: dưới 7 ngày, Cấp 2: dưới 15 ngày, Đã quá hạn) để kích hoạt SMS/Zalo, và tính toán bản đồ nhiệt lưu lượng 06:00 - 22:00.</w:t>
       </w:r>
     </w:p>
     <w:p>
@@ -2305,7 +2362,7 @@
           <w:color w:val="0D9488"/>
           <w:sz w:val="25"/>
         </w:rPr>
-        <w:t>2.5. Domain Entity Layer (Tầng Thực Thể Nghiệp Vụ - com.nhom12.gym.entity)</w:t>
+        <w:t>2.5. Domain Entity Layer (Tầng Thực Thể Nghiệp Vụ Xuyên Suốt - com.nhom12.gym.entity)</w:t>
       </w:r>
     </w:p>
     <w:p>
@@ -2319,8 +2376,59 @@
           <w:color w:val="1F2937"/>
           <w:sz w:val="21"/>
         </w:rPr>
-        <w:t>Tầng Entity chứa các lớp Java thuần túy (POJO) đại diện cho các thực thể dữ liệu trong thế giới thực. Các lớp này được chú thích bằng các JPA Annotations chuẩn mực và được truyền xuyên suốt qua tất cả các tầng (Cross-cutting Domain Objects).</w:t>
+        <w:t>Tầng Entity chứa 8 lớp Java chuẩn mực (POJO) đại diện cho các đối tượng kinh doanh cốt lõi. Trong kiến trúc phần mềm hiện đại, các Entity JPA không chỉ thuộc về tầng ánh xạ ORM mà đóng vai trò là Mô Hình Thực Thể Miền (Cross-Cutting Domain Model), mang dữ liệu vận chuyển xuyên suốt qua toàn bộ các tầng: GUI (hiển thị trên JTable/Form) -&gt; BLL (thẩm định Business Rules) -&gt; DAL (truy vấn DAO) -&gt; ORM (ánh xạ bảng SQL Server).</w:t>
       </w:r>
+    </w:p>
+    <w:tbl>
+      <w:tblPr>
+        <w:tblW w:type="auto" w:w="0"/>
+        <w:jc w:val="center"/>
+        <w:tblLook w:firstColumn="1" w:firstRow="1" w:lastColumn="0" w:lastRow="0" w:noHBand="0" w:noVBand="1" w:val="04A0"/>
+      </w:tblPr>
+      <w:tblGrid>
+        <w:gridCol w:w="9936"/>
+      </w:tblGrid>
+      <w:tr>
+        <w:tc>
+          <w:tcPr>
+            <w:tcW w:type="dxa" w:w="9936"/>
+            <w:shd w:fill="FEFCE8"/>
+            <w:tcMar>
+              <w:top w:w="120" w:type="dxa"/>
+              <w:bottom w:w="120" w:type="dxa"/>
+              <w:left w:w="180" w:type="dxa"/>
+              <w:right w:w="180" w:type="dxa"/>
+            </w:tcMar>
+          </w:tcPr>
+          <w:p>
+            <w:pPr>
+              <w:spacing w:after="40"/>
+            </w:pPr>
+            <w:r>
+              <w:rPr>
+                <w:rFonts w:ascii="Segoe UI" w:hAnsi="Segoe UI"/>
+                <w:b/>
+                <w:color w:val="92400E"/>
+                <w:sz w:val="20"/>
+              </w:rPr>
+              <w:t xml:space="preserve">📌 VAI TRÒ CẮT NGANG CỦA DOMAIN ENTITY MODEL: </w:t>
+            </w:r>
+            <w:r>
+              <w:rPr>
+                <w:rFonts w:ascii="Segoe UI" w:hAnsi="Segoe UI"/>
+                <w:color w:val="713F12"/>
+                <w:sz w:val="20"/>
+              </w:rPr>
+              <w:t>Trên sơ đồ kiến trúc hệ thống, trục nét đứt màu vàng cam (Cross-Cutting Axis) ở phía bên phải thể hiện rõ nét tính chất xuyên suốt của 8 Thực thể JPA và Bộ Tiện ích dùng chung, giúp toàn bộ hệ thống đạt độ gắn kết cao (High Cohesion) và giảm thiểu tối đa sự phụ thuộc lỏng lẻo (Loose Coupling).</w:t>
+            </w:r>
+          </w:p>
+        </w:tc>
+      </w:tr>
+    </w:tbl>
+    <w:p>
+      <w:pPr>
+        <w:spacing w:after="80"/>
+      </w:pPr>
     </w:p>
     <w:tbl>
       <w:tblPr>
@@ -3478,7 +3586,7 @@
                 <w:color w:val="1F2937"/>
                 <w:sz w:val="19"/>
               </w:rPr>
-              <w:t>Lưu vết tài chính: bán hàng POS, đăng ký gói mới, gia hạn, thanh toán tiền mặt/VietQR.</w:t>
+              <w:t>Lưu vết tài chính: đăng ký gói tập mới, gia hạn hợp đồng, thuê tủ đồ locker, thanh toán tiền mặt/VietQR.</w:t>
             </w:r>
           </w:p>
         </w:tc>
@@ -3530,7 +3638,30 @@
           <w:color w:val="111827"/>
           <w:sz w:val="21"/>
         </w:rPr>
-        <w:t xml:space="preserve">1. SoundHelper (Bộ Tổng Hợp Sóng Âm PCM): </w:t>
+        <w:t xml:space="preserve">1. PasswordUtil (Bảo Mật Băm Mật Khẩu Chuẩn SHA-256): </w:t>
+      </w:r>
+      <w:r>
+        <w:rPr>
+          <w:rFonts w:ascii="Segoe UI" w:hAnsi="Segoe UI"/>
+          <w:color w:val="1F2937"/>
+          <w:sz w:val="21"/>
+        </w:rPr>
+        <w:t>Cài đặt thuật toán băm một chiều chuẩn công nghiệp SHA-256 (MessageDigest), sinh chuỗi băm 64 ký tự hex (ví dụ '123456' -&gt; '8d969eef6ecad3c29a3a629280e686cf0c3f5d5a86aff3ca12020c923adc6c92'). Kết hợp kiểm tra tự động isHashed() và so khớp an toàn checkPassword(). CSDL SQL Server lưu trữ tại cột MatKhau VARCHAR(255) NOT NULL, loại bỏ hoàn toàn nguy cơ rò rỉ mật khẩu gốc.</w:t>
+      </w:r>
+    </w:p>
+    <w:p>
+      <w:pPr>
+        <w:pStyle w:val="ListBullet"/>
+        <w:spacing w:after="60" w:line="276" w:lineRule="auto"/>
+      </w:pPr>
+      <w:r>
+        <w:rPr>
+          <w:rFonts w:ascii="Segoe UI" w:hAnsi="Segoe UI"/>
+          <w:b/>
+          <w:color w:val="111827"/>
+          <w:sz w:val="21"/>
+        </w:rPr>
+        <w:t xml:space="preserve">2. SoundHelper (Bộ Tổng Hợp Sóng Âm PCM): </w:t>
       </w:r>
       <w:r>
         <w:rPr>
@@ -3553,7 +3684,7 @@
           <w:color w:val="111827"/>
           <w:sz w:val="21"/>
         </w:rPr>
-        <w:t xml:space="preserve">2. ExcelExportHelper (Xuất Báo Cáo UTF-8 BOM): </w:t>
+        <w:t xml:space="preserve">3. ExcelExportHelper (Xuất Báo Cáo UTF-8 BOM): </w:t>
       </w:r>
       <w:r>
         <w:rPr>
@@ -3576,7 +3707,7 @@
           <w:color w:val="111827"/>
           <w:sz w:val="21"/>
         </w:rPr>
-        <w:t xml:space="preserve">3. ImageHelper &amp; GuiMaQRDialog (Xử Lý Mã QR &amp; Ảnh Thẻ): </w:t>
+        <w:t xml:space="preserve">4. ImageHelper &amp; GuiMaQRDialog (Xử Lý Mã QR &amp; Ảnh Thẻ): </w:t>
       </w:r>
       <w:r>
         <w:rPr>
@@ -3599,7 +3730,7 @@
           <w:color w:val="111827"/>
           <w:sz w:val="21"/>
         </w:rPr>
-        <w:t xml:space="preserve">4. ValidationHelper (Xác Thực Dữ Liệu Đầu Vào): </w:t>
+        <w:t xml:space="preserve">5. ValidationHelper (Xác Thực Dữ Liệu Đầu Vào): </w:t>
       </w:r>
       <w:r>
         <w:rPr>
@@ -3622,7 +3753,7 @@
           <w:color w:val="111827"/>
           <w:sz w:val="21"/>
         </w:rPr>
-        <w:t xml:space="preserve">5. Auth (Quản Lý Phiên Đăng Nhập): </w:t>
+        <w:t xml:space="preserve">6. Auth (Quản Lý Phiên Đăng Nhập): </w:t>
       </w:r>
       <w:r>
         <w:rPr>
@@ -3674,7 +3805,7 @@
           <w:color w:val="111827"/>
           <w:sz w:val="21"/>
         </w:rPr>
-        <w:t xml:space="preserve">• Ràng buộc toàn vẹn: </w:t>
+        <w:t xml:space="preserve">• Ràng buộc toàn vẹn &amp; Bảo mật: </w:t>
       </w:r>
       <w:r>
         <w:rPr>
@@ -3682,7 +3813,7 @@
           <w:color w:val="1F2937"/>
           <w:sz w:val="21"/>
         </w:rPr>
-        <w:t>8 bảng quan hệ với đầy đủ khóa chính (PRIMARY KEY IDENTITY), khóa ngoại (FOREIGN KEY) với thứ tự xóa an toàn, đảm bảo tính toàn vẹn tham chiếu.</w:t>
+        <w:t>8 bảng quan hệ với đầy đủ khóa chính (PRIMARY KEY IDENTITY), khóa ngoại (FOREIGN KEY) với thứ tự xóa an toàn, đảm bảo tính toàn vẹn tham chiếu. Cột MatKhau được mở rộng VARCHAR(255) lưu trữ mã băm an toàn SHA-256.</w:t>
       </w:r>
     </w:p>
     <w:p>
@@ -3728,7 +3859,7 @@
           <w:color w:val="1F2937"/>
           <w:sz w:val="21"/>
         </w:rPr>
-        <w:t>File script Database.sql được thiết kế tự động hóa: tự kiểm tra và tạo database, xóa bảng cũ theo đúng thứ tự an toàn khóa ngoại, tạo bảng mới và nạp sẵn 100% dữ liệu mẫu kiểm thử.</w:t>
+        <w:t>File script Database.sql được thiết kế tự động hóa: tự kiểm tra và tạo database, xóa bảng cũ theo đúng thứ tự an toàn khóa ngoại, tạo bảng mới và nạp sẵn 100% dữ liệu mẫu kiểm thử đã băm SHA-256.</w:t>
       </w:r>
     </w:p>
     <w:p>
@@ -3795,7 +3926,30 @@
           <w:color w:val="1F2937"/>
           <w:sz w:val="21"/>
         </w:rPr>
-        <w:t>Người dùng nhập Tên đăng nhập và Mật khẩu tại LoginForm và nhấn Enter.</w:t>
+        <w:t>Người dùng nhập Tên đăng nhập và Mật khẩu tại LoginForm (trong package gui) và nhấn Enter.</w:t>
+      </w:r>
+    </w:p>
+    <w:p>
+      <w:pPr>
+        <w:pStyle w:val="ListBullet"/>
+        <w:spacing w:after="60" w:line="276" w:lineRule="auto"/>
+      </w:pPr>
+      <w:r>
+        <w:rPr>
+          <w:rFonts w:ascii="Segoe UI" w:hAnsi="Segoe UI"/>
+          <w:b/>
+          <w:color w:val="111827"/>
+          <w:sz w:val="21"/>
+        </w:rPr>
+        <w:t xml:space="preserve">Bước 2 (Security &amp; Controller): </w:t>
+      </w:r>
+      <w:r>
+        <w:rPr>
+          <w:rFonts w:ascii="Segoe UI" w:hAnsi="Segoe UI"/>
+          <w:color w:val="1F2937"/>
+          <w:sz w:val="21"/>
+        </w:rPr>
+        <w:t>LoginForm gọi AuthController / AuthService thực hiện băm mật khẩu qua PasswordUtil.hashPassword() sang mã SHA-256 (64 hex) trước khi gửi truy vấn.</w:t>
       </w:r>
     </w:p>
     <w:p>
@@ -6180,6 +6334,127 @@
         <w:t>Tích hợp thư viện thị giác máy tính OpenCV để nhận diện khuôn mặt (FaceID Check-in) tại trạm quét.</w:t>
       </w:r>
     </w:p>
+    <w:p>
+      <w:pPr>
+        <w:keepNext/>
+        <w:spacing w:before="240" w:after="80"/>
+      </w:pPr>
+      <w:r>
+        <w:rPr>
+          <w:rFonts w:ascii="Segoe UI" w:hAnsi="Segoe UI"/>
+          <w:b/>
+          <w:color w:val="0D9488"/>
+          <w:sz w:val="25"/>
+        </w:rPr>
+        <w:t>5.4. Thách Thức Kiến Trúc &amp; Bài Học Kinh Nghiệm Kỹ Thuật (Architectural Lessons Learned)</w:t>
+      </w:r>
+    </w:p>
+    <w:p>
+      <w:pPr>
+        <w:spacing w:after="80" w:line="276" w:lineRule="auto"/>
+      </w:pPr>
+      <w:r>
+        <w:rPr>
+          <w:rFonts w:ascii="Segoe UI" w:hAnsi="Segoe UI"/>
+          <w:i w:val="0"/>
+          <w:color w:val="1F2937"/>
+          <w:sz w:val="21"/>
+        </w:rPr>
+        <w:t>Quá trình thiết kế và hiện thực hóa hệ thống phần mềm chuỗi phòng tập đa chi nhánh FitLife Gym Pro đã đem lại cho nhóm phát triển nhiều kinh nghiệm thực tiễn vô cùng giá trị:</w:t>
+      </w:r>
+    </w:p>
+    <w:p>
+      <w:pPr>
+        <w:pStyle w:val="ListBullet"/>
+        <w:spacing w:after="60" w:line="276" w:lineRule="auto"/>
+      </w:pPr>
+      <w:r>
+        <w:rPr>
+          <w:rFonts w:ascii="Segoe UI" w:hAnsi="Segoe UI"/>
+          <w:b/>
+          <w:color w:val="111827"/>
+          <w:sz w:val="21"/>
+        </w:rPr>
+        <w:t xml:space="preserve">1. Xử lý bài toán Sẵn sàng cao &amp; Độ trễ siêu thấp (High Availability vs Latency): </w:t>
+      </w:r>
+      <w:r>
+        <w:rPr>
+          <w:rFonts w:ascii="Segoe UI" w:hAnsi="Segoe UI"/>
+          <w:color w:val="1F2937"/>
+          <w:sz w:val="21"/>
+        </w:rPr>
+        <w:t>Thách thức lớn nhất trong hệ thống quầy tiếp tân là độ trễ kiểm tra thẻ (yêu cầu dưới 50ms) trong khi hạ tầng mạng ở chi nhánh phụ thường xuyên mất ổn định. Giải pháp tích hợp Dual Memory Fallback Cache với cấu trúc thread-safe CopyOnWriteArrayList ngay tại tầng DAO đã giải quyết triệt để vấn đề: vừa đảm bảo phản hồi tức thì 15ms-35ms, vừa duy trì khả năng phục vụ liên tục ngay cả khi mất kết nối máy chủ SQL Server.</w:t>
+      </w:r>
+    </w:p>
+    <w:p>
+      <w:pPr>
+        <w:pStyle w:val="ListBullet"/>
+        <w:spacing w:after="60" w:line="276" w:lineRule="auto"/>
+      </w:pPr>
+      <w:r>
+        <w:rPr>
+          <w:rFonts w:ascii="Segoe UI" w:hAnsi="Segoe UI"/>
+          <w:b/>
+          <w:color w:val="111827"/>
+          <w:sz w:val="21"/>
+        </w:rPr>
+        <w:t xml:space="preserve">2. Tuân thủ ranh giới phân tầng &amp; Mẫu thiết kế chuẩn: </w:t>
+      </w:r>
+      <w:r>
+        <w:rPr>
+          <w:rFonts w:ascii="Segoe UI" w:hAnsi="Segoe UI"/>
+          <w:color w:val="1F2937"/>
+          <w:sz w:val="21"/>
+        </w:rPr>
+        <w:t>Việc áp dụng kiến trúc phân tầng 3-Tier nghiêm ngặt (GUI không chứa SQL, Service đóng gói 100% Business Rules, DAO phụ trách CRUD) đã chứng minh giá trị vượt trội khi nhóm cần điều chỉnh quy tắc nghiệp vụ (như chính sách giá ẩn VIP, quy tắc Anti-Passback 2 phút) mà không làm ảnh hưởng đến tầng giao diện hay cấu trúc CSDL.</w:t>
+      </w:r>
+    </w:p>
+    <w:p>
+      <w:pPr>
+        <w:pStyle w:val="ListBullet"/>
+        <w:spacing w:after="60" w:line="276" w:lineRule="auto"/>
+      </w:pPr>
+      <w:r>
+        <w:rPr>
+          <w:rFonts w:ascii="Segoe UI" w:hAnsi="Segoe UI"/>
+          <w:b/>
+          <w:color w:val="111827"/>
+          <w:sz w:val="21"/>
+        </w:rPr>
+        <w:t xml:space="preserve">3. Vai trò của Domain Model Xuyên Suốt: </w:t>
+      </w:r>
+      <w:r>
+        <w:rPr>
+          <w:rFonts w:ascii="Segoe UI" w:hAnsi="Segoe UI"/>
+          <w:color w:val="1F2937"/>
+          <w:sz w:val="21"/>
+        </w:rPr>
+        <w:t>Nhận thức sâu sắc rằng các Entity JPA không đơn thuần là đối tượng ánh xạ bảng cơ sở dữ liệu, mà là Mô Hình Thực Thể Miền (Cross-Cutting Domain Model) vận chuyển dữ liệu an toàn kiểu (Type-safe) xuyên suốt từ giao diện đến tầng lưu trữ.</w:t>
+      </w:r>
+    </w:p>
+    <w:p>
+      <w:pPr>
+        <w:pStyle w:val="ListBullet"/>
+        <w:spacing w:after="60" w:line="276" w:lineRule="auto"/>
+      </w:pPr>
+      <w:r>
+        <w:rPr>
+          <w:rFonts w:ascii="Segoe UI" w:hAnsi="Segoe UI"/>
+          <w:b/>
+          <w:color w:val="111827"/>
+          <w:sz w:val="21"/>
+        </w:rPr>
+        <w:t xml:space="preserve">4. Kiểm soát phạm vi &amp; Lập trình phòng thủ: </w:t>
+      </w:r>
+      <w:r>
+        <w:rPr>
+          <w:rFonts w:ascii="Segoe UI" w:hAnsi="Segoe UI"/>
+          <w:color w:val="1F2937"/>
+          <w:sz w:val="21"/>
+        </w:rPr>
+        <w:t>Việc quyết đoán loại bỏ các tính năng ngoài phạm vi (Scope Creep) như bán lẻ đồ uống, phụ kiện whey (POS) để dồn 100% nguồn lực hoàn thiện xuất sắc 8 phân hệ cốt lõi đã giúp đồ án đạt chất lượng kỹ thuật cao, đáp ứng chính xác bài toán vận hành chuỗi 2 cơ sở thực tế.</w:t>
+      </w:r>
+    </w:p>
     <w:sectPr>
       <w:headerReference w:type="default" r:id="rId9"/>
       <w:footerReference w:type="default" r:id="rId10"/>
